--- a/docs/tecnica/01-manual-despliegue-operacion.docx
+++ b/docs/tecnica/01-manual-despliegue-operacion.docx
@@ -6407,7 +6407,35 @@
           <w:sz w:val="17"/>
           <w:szCs w:val="17"/>
         </w:rPr>
-        <w:t xml:space="preserve"># ClaveÚnica: apagada mientras el GORE no tenga registrado el cliente OIDC.</w:t>
+        <w:t xml:space="preserve"># ClaveÚnica: apagada hasta que la certificación habilite el par de producción.</w:t>
+      </w:r>
+    </w:p>
+    <w:p>
+      <w:pPr>
+        <w:shd w:fill="F2F2F2" w:val="clear"/>
+        <w:spacing w:after="0" w:before="0"/>
+      </w:pPr>
+      <w:r>
+        <w:rPr>
+          <w:rFonts w:ascii="Consolas" w:cs="Consolas" w:eastAsia="Consolas" w:hAnsi="Consolas"/>
+          <w:sz w:val="17"/>
+          <w:szCs w:val="17"/>
+        </w:rPr>
+        <w:t xml:space="preserve"># Las credenciales llegaron en agosto de 2026, pero las de producción vienen</w:t>
+      </w:r>
+    </w:p>
+    <w:p>
+      <w:pPr>
+        <w:shd w:fill="F2F2F2" w:val="clear"/>
+        <w:spacing w:after="0" w:before="0"/>
+      </w:pPr>
+      <w:r>
+        <w:rPr>
+          <w:rFonts w:ascii="Consolas" w:cs="Consolas" w:eastAsia="Consolas" w:hAnsi="Consolas"/>
+          <w:sz w:val="17"/>
+          <w:szCs w:val="17"/>
+        </w:rPr>
+        <w:t xml:space="preserve"># desactivadas de origen. Ver docs/claveunica/puesta-en-marcha.md.</w:t>
       </w:r>
     </w:p>
     <w:p>
@@ -7043,6 +7071,141 @@
                 <w:szCs w:val="18"/>
               </w:rPr>
               <w:t xml:space="preserve">, el ingreso ciudadano falla. Las rutas del simulador ya no se registran fuera de local y staging, pero la variable debe declararse igual.</w:t>
+            </w:r>
+          </w:p>
+        </w:tc>
+      </w:tr>
+      <w:tr>
+        <w:trPr>
+          <w:tblHeader w:val="false"/>
+        </w:trPr>
+        <w:tc>
+          <w:tcPr>
+            <w:tcW w:type="pct" w:w="50%"/>
+            <w:tcMar>
+              <w:top w:type="dxa" w:w="60"/>
+              <w:left w:type="dxa" w:w="100"/>
+              <w:bottom w:type="dxa" w:w="60"/>
+              <w:right w:type="dxa" w:w="100"/>
+            </w:tcMar>
+          </w:tcPr>
+          <w:p>
+            <w:pPr>
+              <w:spacing w:after="20" w:before="20"/>
+            </w:pPr>
+            <w:r>
+              <w:rPr>
+                <w:rFonts w:ascii="Consolas" w:cs="Consolas" w:eastAsia="Consolas" w:hAnsi="Consolas"/>
+                <w:b w:val="false"/>
+                <w:bCs w:val="false"/>
+                <w:color w:val="A31515"/>
+                <w:sz w:val="18"/>
+                <w:szCs w:val="18"/>
+              </w:rPr>
+              <w:t xml:space="preserve">GORE_ZIP_MAX_FILES</w:t>
+            </w:r>
+            <w:r>
+              <w:rPr>
+                <w:b w:val="false"/>
+                <w:bCs w:val="false"/>
+                <w:sz w:val="18"/>
+                <w:szCs w:val="18"/>
+              </w:rPr>
+              <w:t xml:space="preserve"> / </w:t>
+            </w:r>
+            <w:r>
+              <w:rPr>
+                <w:rFonts w:ascii="Consolas" w:cs="Consolas" w:eastAsia="Consolas" w:hAnsi="Consolas"/>
+                <w:b w:val="false"/>
+                <w:bCs w:val="false"/>
+                <w:color w:val="A31515"/>
+                <w:sz w:val="18"/>
+                <w:szCs w:val="18"/>
+              </w:rPr>
+              <w:t xml:space="preserve">GORE_ZIP_MAX_MB</w:t>
+            </w:r>
+          </w:p>
+        </w:tc>
+        <w:tc>
+          <w:tcPr>
+            <w:tcW w:type="pct" w:w="50%"/>
+            <w:tcMar>
+              <w:top w:type="dxa" w:w="60"/>
+              <w:left w:type="dxa" w:w="100"/>
+              <w:bottom w:type="dxa" w:w="60"/>
+              <w:right w:type="dxa" w:w="100"/>
+            </w:tcMar>
+          </w:tcPr>
+          <w:p>
+            <w:pPr>
+              <w:spacing w:after="20" w:before="20"/>
+            </w:pPr>
+            <w:r>
+              <w:rPr>
+                <w:b w:val="false"/>
+                <w:bCs w:val="false"/>
+                <w:sz w:val="18"/>
+                <w:szCs w:val="18"/>
+              </w:rPr>
+              <w:t xml:space="preserve">Topes de la descarga masiva de adjuntos en ZIP (default 500 / 500 MB). El ZIP se arma dentro del request, así que el techo real lo pone </w:t>
+            </w:r>
+            <w:r>
+              <w:rPr>
+                <w:rFonts w:ascii="Consolas" w:cs="Consolas" w:eastAsia="Consolas" w:hAnsi="Consolas"/>
+                <w:b w:val="false"/>
+                <w:bCs w:val="false"/>
+                <w:color w:val="A31515"/>
+                <w:sz w:val="18"/>
+                <w:szCs w:val="18"/>
+              </w:rPr>
+              <w:t xml:space="preserve">fastcgi_read_timeout</w:t>
+            </w:r>
+            <w:r>
+              <w:rPr>
+                <w:b w:val="false"/>
+                <w:bCs w:val="false"/>
+                <w:sz w:val="18"/>
+                <w:szCs w:val="18"/>
+              </w:rPr>
+              <w:t xml:space="preserve"> de nginx (180s). Si el proceso crece y el ZIP empieza a cortarse, </w:t>
+            </w:r>
+            <w:r>
+              <w:rPr>
+                <w:b w:val="false"/>
+                <w:bCs w:val="false"/>
+                <w:sz w:val="18"/>
+                <w:szCs w:val="18"/>
+              </w:rPr>
+              <w:t xml:space="preserve">bajarlos</w:t>
+            </w:r>
+            <w:r>
+              <w:rPr>
+                <w:b w:val="false"/>
+                <w:bCs w:val="false"/>
+                <w:sz w:val="18"/>
+                <w:szCs w:val="18"/>
+              </w:rPr>
+              <w:t xml:space="preserve">; si el aviso "el máximo por ZIP es N" aparece con volúmenes que el servidor sí aguanta, subirlos. Cambiarlos exige </w:t>
+            </w:r>
+            <w:r>
+              <w:rPr>
+                <w:rFonts w:ascii="Consolas" w:cs="Consolas" w:eastAsia="Consolas" w:hAnsi="Consolas"/>
+                <w:b w:val="false"/>
+                <w:bCs w:val="false"/>
+                <w:color w:val="A31515"/>
+                <w:sz w:val="18"/>
+                <w:szCs w:val="18"/>
+              </w:rPr>
+              <w:t xml:space="preserve">php artisan config:cache</w:t>
+            </w:r>
+            <w:r>
+              <w:rPr>
+                <w:b w:val="false"/>
+                <w:bCs w:val="false"/>
+                <w:sz w:val="18"/>
+                <w:szCs w:val="18"/>
+              </w:rPr>
+              <w:t xml:space="preserve">, no un despliegue.</w:t>
             </w:r>
           </w:p>
         </w:tc>
